--- a/example_articles/states/Nevada/5.states_Nevada_Other_publisher.docx
+++ b/example_articles/states/Nevada/5.states_Nevada_Other_publisher.docx
@@ -27,17 +27,17 @@
     </w:p>
     <w:p>
       <w:r>
-        <w:t>Source File: Other publishers/Files (500) (15).DOCX</w:t>
+        <w:t>Source file: Other publishers/Files (500) (15).DOCX</w:t>
       </w:r>
     </w:p>
     <w:p>
       <w:r>
-        <w:t>Raw locations result: ['Nevada']</w:t>
+        <w:t>Raw locations result, 'locations': ['Nevada']</w:t>
       </w:r>
     </w:p>
     <w:p>
       <w:r>
-        <w:t>states_stand_flat (Standardized): Nevada</w:t>
+        <w:t>Standardized locations result, 'states_stand_flat': Nevada</w:t>
       </w:r>
     </w:p>
     <w:p>

--- a/example_articles/states/Nevada/5.states_Nevada_Other_publisher.docx
+++ b/example_articles/states/Nevada/5.states_Nevada_Other_publisher.docx
@@ -7,7 +7,7 @@
         <w:pStyle w:val="Heading1"/>
       </w:pPr>
       <w:r>
-        <w:t>LEFT FAILS TO EXPLODE ABOUT INCOME INEQUALITY</w:t>
+        <w:t>6 STUDENTS SHOT IN LAS VEGAS</w:t>
       </w:r>
     </w:p>
     <w:p>
@@ -17,17 +17,17 @@
     </w:p>
     <w:p>
       <w:r>
-        <w:t>Date: 2013-09-30</w:t>
+        <w:t>Date: 2007-12-12</w:t>
       </w:r>
     </w:p>
     <w:p>
       <w:r>
-        <w:t>Section: EDITORIAL; Pg. A-8</w:t>
+        <w:t>Section: NATIONAL; NATIONAL BRIEFS; Pg. A-4</w:t>
       </w:r>
     </w:p>
     <w:p>
       <w:r>
-        <w:t>Source file: Other publishers/Files (500) (15).DOCX</w:t>
+        <w:t>Source file: Other publishers/Files (500) (16).DOCX</w:t>
       </w:r>
     </w:p>
     <w:p>
@@ -49,33 +49,47 @@
     </w:p>
     <w:p>
       <w:r>
-        <w:t>Robert Reich, labor secretary under President Bill Clinton, thinks American workers are mad as hell and not going to take it anymore. It doesn't take much to understand how he reaches this conclusion.</w:t>
+        <w:t>LAS VEGAS -- Assailants shot six young people yesterday at a school bus stop, wounding two critically, in a midday attack that followed a fight over a high school girl, authorities said.</w:t>
         <w:br/>
-        <w:t>Flat and declining incomes for the American multitudes have been accompanied by soaring corporate profits and gilded U.S. equity markets. From 2009 to 2011, according to the Pew Research Center, the average wealth of the richest 8 million households - - 7 percent of Americans - rose almost 30 percent to more than $3 million. The average wealth of the other 93 percent dropped 4 percent, from $140,000 to $134,000. At the end of 2011, the top 7 percent of households had 63 percent of the nation's wealth, a 7 percent rise just since 2009.</w:t>
+        <w:t>School police arrested three teenagers in the fight hours before the shooting in a working class neighborhood of northeast Las Vegas, Sheriff Doug Gillespie said. Investigators were still seeking two gunmen, who were believed to have fled on foot.</w:t>
         <w:br/>
-        <w:t>Yet the primal scream that is the soundtrack to the Obama years comes almost exclusively from the right-side speaker. Virtually none of the tea party rage is focused on wealth and income inequality. Instead, as Tom Edsall wrote in the New York Times, it's a bubbling cauldron of cultural insecurity, mixed with a jolting fear that Mr. Obama's unique brand of tyranny will be defined by massive transfers of public spending from the old and white (Social Security, Medicare) to the young and brown (Obamacare, education)</w:t>
+        <w:t>An 18-year-old man was in critical condition and a 17-year-old boy was upgraded to serious condition, both with gunshots to the torso, said Cheryl Persinger, a University Medical Center spokeswoman.</w:t>
         <w:br/>
-        <w:t>If cultural and racial resentment is the calling card of the right, the most salient register of the left is resentment of wealth, privilege and inequality. And, boy, is there a lot to resent. Of the 8.7 million jobs lost in the Great Recession, only 6.8 million have come back. Meanwhile wages have declined, and the population has grown. As the rich get richer, the median household income in the U.S. last year was more than $4,600 below its 2007 level - roughly where it was in 1995.</w:t>
+        <w:t>Four people, including at least two boys and a girl who are under 18, were treated for gunshot injuries to their arms and legs and released, she said.</w:t>
         <w:br/>
-        <w:t>In other words, the shabby state of middle- and working- class America during the Bush years, propped up as it was by debt, hasn't gotten any brighter during the Obama years of deleveraging and broad fiscal contraction.</w:t>
+        <w:t>Scholarship fund set up</w:t>
         <w:br/>
-        <w:t>Still, day after day, the left diligently fails to explode. Occupy Wall Street came for a time, then faded. The House Progressive Caucus, the left's foothold in Congress, has produced budgets and the like, but never impolitely. The Congressional Black Caucus met with Obama in July for the first time in two years. But in the midst of an especially brutal economy for black Americans, the lengthy snub failed to produce much more than a low grumble.</w:t>
+        <w:t>AUGUSTA, Maine -- Every child born in Maine will be eligible for a $500 college savings nest egg, thanks to the generosity of a shoe company founder who never attended college himself.</w:t>
         <w:br/>
-        <w:t>What's going on?</w:t>
+        <w:t>A foundation started by the late Harold Alfond, founder of Dexter Shoe Co., will give new parents an opportunity to sign up for a $500 down payment for their young son or daughter's college education.</w:t>
         <w:br/>
-        <w:t>It seems that in addition to delivering an almost daily reputational hit to the Republican Party, the tea party folks are providing the glue for Mr. Obama's coalition. Former Democratic consultant Bob Shrum said the situation reminds him of Mr. Clinton's second term. Despite widespread misgivings on the left over welfare reform, the Defense of Marriage Act and Monica Lewinsky, Democrats remained united behind Mr. Clinton due to the relentless attacks waged on him by Republican Speaker of the House Newt Gingrich.</w:t>
+        <w:t>A pilot program, which kicks off on Jan. 1, will expand statewide in January 2009.</w:t>
         <w:br/>
-        <w:t>"What Obama has is Ted Cruz along with all the crazies in the House," Mr. Shrum said. "When you're under that kind of all- out assault, your troops tend to stick with you and not break."</w:t>
+        <w:t>Since there are roughly 14,000 babies born each year in Maine, the foundation anticipates paying out about $7 million a year.</w:t>
         <w:br/>
-        <w:t>Matt Barreto, who polls for Latino Decisions, more or less agreed. "I think there has been a clear frustration from interest groups on the Left with the politics in Washington D.C. though I'm not sure they are creating any problems for the administration or Democratic leadership," Mr. Barreto wrote in an e mail. "If the Republicans start to show a willingness to compromise, then I think you could envision a scenario in which those on the Left might withhold support from Democrats if they see them as pushing the agenda too far to the middle."</w:t>
+        <w:t>NASA searches for clues</w:t>
         <w:br/>
-        <w:t>Mr. Reich isn't imagining things. The president's liberal base is restless, angry and dispirited. In this week's Bloomberg News poll, Mr. Obama's job approval among Democrats fell to 78 percent from 86 percent in June. But as long as Mr. Obama is president, the risk of Republican compromise seems exceedingly low, and the likelihood of continuing all-out attacks - witness the blind lunges at Obamacare - exceedingly high. The left hates this economy and the rising income polarization it produces. But the right hates Mr. Obama more. Until that changes, Mr. Obama and Democratic leaders on Capitol Hill probably won't have to reckon with the left's slow-burning rage.</w:t>
+        <w:t>CAPE CANAVERAL, Fla. -- NASA will fill the space shuttle Atlantis' fuel tank next week in hopes of cracking a vexing fuel gauge problem that led to back-to-back launch delays, the agency said yesterday.</w:t>
         <w:br/>
+        <w:t>The trouble could be anywhere in the 100 feet of wiring between the four gauges at the bottom of the fuel tank and the shuttle itself, in any of the connectors or even in the sensors themselves, said shuttle program manager Wayne Hale.</w:t>
         <w:br/>
-        <w:t>Notes</w:t>
+        <w:t>NASA is aiming for liftoff no earlier than Jan. 2 for Atlantis' mission to deliver the European lab Columbus to the international space station, Mr. Hale said.</w:t>
         <w:br/>
+        <w:t>Ex-San Diego auditor</w:t>
         <w:br/>
-        <w:t>Francis Wilkinson is a member of the Bloomberg View editorial board. /</w:t>
+        <w:t>SAN DIEGO -- The Securities and Exchange Commission said yesterday that it filed civil fraud charges against San Diego's former auditor, alleging he made false and misleading financial statements that were used in city bond offerings.</w:t>
+        <w:br/>
+        <w:t>The SEC said Thomas Saiz and his former firm -- Calderon, Jaham &amp; Osborn -- signed off on incorrect statements about the health of the city's pension fund. The statements came in five city bond offerings in 2002 and 2003 that raised $260 million.</w:t>
+        <w:br/>
+        <w:t>The city's failure to disclose its pension woes became known in 2004, leading to the mayor's resignation and severely hampering San Diego's ability to borrow money.</w:t>
+        <w:br/>
+        <w:t>Digital TV is coming</w:t>
+        <w:br/>
+        <w:t>Under a mandate by the Federal Communication Commission, all stations will have to broadcast in digital and turn off their analog signal on Feb. 17, 2009.</w:t>
+        <w:br/>
+        <w:t>Viewers who have cable will not have to make any changes. But those who still use an analog television and rabbit ears to watch their favorite shows will need to get a converter that connects to the back of their television and allows them to pick up a digital signal.</w:t>
+        <w:br/>
+        <w:t>While the analog-to-digital converter boxes can cost up to $70 a pop, the U.S. Department of Commerce plans to offer television viewer coupons worth $40 toward their purchase.</w:t>
       </w:r>
     </w:p>
     <w:sectPr>

--- a/example_articles/states/Nevada/5.states_Nevada_Other_publisher.docx
+++ b/example_articles/states/Nevada/5.states_Nevada_Other_publisher.docx
@@ -7,7 +7,7 @@
         <w:pStyle w:val="Heading1"/>
       </w:pPr>
       <w:r>
-        <w:t>6 STUDENTS SHOT IN LAS VEGAS</w:t>
+        <w:t>Dems hold onto Senate Cortez Masto's win in Nevada guarantees them majority</w:t>
       </w:r>
     </w:p>
     <w:p>
@@ -17,17 +17,17 @@
     </w:p>
     <w:p>
       <w:r>
-        <w:t>Date: 2007-12-12</w:t>
+        <w:t>Date: 2022-11-13</w:t>
       </w:r>
     </w:p>
     <w:p>
       <w:r>
-        <w:t>Section: NATIONAL; NATIONAL BRIEFS; Pg. A-4</w:t>
+        <w:t>Section: POLITICAL_; Pg. 1</w:t>
       </w:r>
     </w:p>
     <w:p>
       <w:r>
-        <w:t>Source file: Other publishers/Files (500) (16).DOCX</w:t>
+        <w:t>Source file: Other publishers/Files (500) (2).DOCX</w:t>
       </w:r>
     </w:p>
     <w:p>
@@ -49,47 +49,15 @@
     </w:p>
     <w:p>
       <w:r>
-        <w:t>LAS VEGAS -- Assailants shot six young people yesterday at a school bus stop, wounding two critically, in a midday attack that followed a fight over a high school girl, authorities said.</w:t>
+        <w:t xml:space="preserve">WASHINGTON — Democrats kept control of the Senate on Saturday, repelling Republican efforts to retake the chamber and making it harder for them to thwart President Joe Biden's agenda. The fate of the House was still uncertain as the GOP struggled to pull together a slim majority there. Sen. Catherine Cortez Masto's victory in Nevada gave Democrats the 50 seats they needed to keep the Senate. </w:t>
         <w:br/>
-        <w:t>School police arrested three teenagers in the fight hours before the shooting in a working class neighborhood of northeast Las Vegas, Sheriff Doug Gillespie said. Investigators were still seeking two gunmen, who were believed to have fled on foot.</w:t>
+        <w:t>Her win reflects the surprising strength of Democrats across the U.S. this election year. Seeking reelection in an economically challenged state that has some of the highest gas prices in the nation, Cortez Masto was considered the Senate's most vulnerable member, adding to the frustration of Republicans who were confident she could be defeated. "We got a lot done and we'll do a lot more for the American people," Senate Majority Leader Chuck Schumer, D-N.Y., said Saturday night. "The American people rejected — soundly rejected — the anti-democratic, authoritarian, nasty and divisive direction the MAGA Republicans wanted to take our country." With the results in Nevada now decided, Georgia is the only state where both parties are still competing for a Senate seat. Democratic incumbent Sen. Raphael Warnock faces GOP challenger Herschel Walker in a Dec. 6 runoff. Alaska's Senate race has advanced to ranked choice voting, though the seat will stay in Republican hands. Democratic control of the Senate ensures a smoother process for Biden's Cabinet appointments and judicial picks, including those for potential Supreme Court openings. The party will also keep control over committees and have the power to conduct investigations or oversight of the Biden administration, and will be able to reject legislation sent over by the House if the GOP wins that chamber. In Phnom Penh, Cambodia, for the summit of the Association of Southeast Asian Nations, Biden said of the election results: "I feel good. I'm looking forward to the next couple of years." He said winning a 51st seat from the Georgia runoff would be important and allow Democrats to boost their standing on Senate committees. "It's just simply better," Biden said. "The bigger the number, the better." If Democrats manage to pull off a win in the House, it would mean full control of Congress for Democrats — and another chance to advance Biden priorities, which he has said include codifying abortion rights. The party still lacks the 60 votes in the Senate needed to move many kinds of major legislative changes. Biden, who called to congratulate Cortez Masto, said he was still hopeful that Democrats could hold the House. "It's a stretch," he acknowledged. "Everything has to fall our way." The Senate fight had hinged on a handful of deeply contested seats. Both parties spent tens of millions of dollars in Pennsylvania, Arizona, Nevada and Georgia, the top battlegrounds where Democrats had hoped that Republicans' decision to nominate untested candidates — many backed by former President Donald Trump — would help them defy national headwinds. Democrats scored a big win in Pennsylvania, where Lt. Gov. John Fetterman defeated celebrity heart surgeon Dr. Mehmet Oz, who was endorsed by Trump, to pick up a seat currently held by a Republican. Arizona Sen. Mark Kelly won reelection by about 5 percentage points. A closely divided swing state, Nevada is one of the most racially diverse in the nation, and its working-class residents have been especially hard-hit by inflation and other economic turmoil. Roughly three-fourths of Nevada voters said the country is headed in the wrong direction, and about half called the economy the most important issue facing the country, according to AP VoteCast, a survey of 2,100 of the state's voters. Heading into the midterm election, Republicans focused relentlessly on the economy, a top concern for many voters amid stubborn inflation and high gas and food prices.</w:t>
         <w:br/>
-        <w:t>An 18-year-old man was in critical condition and a 17-year-old boy was upgraded to serious condition, both with gunshots to the torso, said Cheryl Persinger, a University Medical Center spokeswoman.</w:t>
         <w:br/>
-        <w:t>Four people, including at least two boys and a girl who are under 18, were treated for gunshot injuries to their arms and legs and released, she said.</w:t>
+        <w:t>Notes</w:t>
         <w:br/>
-        <w:t>Scholarship fund set up</w:t>
         <w:br/>
-        <w:t>AUGUSTA, Maine -- Every child born in Maine will be eligible for a $500 college savings nest egg, thanks to the generosity of a shoe company founder who never attended college himself.</w:t>
-        <w:br/>
-        <w:t>A foundation started by the late Harold Alfond, founder of Dexter Shoe Co., will give new parents an opportunity to sign up for a $500 down payment for their young son or daughter's college education.</w:t>
-        <w:br/>
-        <w:t>A pilot program, which kicks off on Jan. 1, will expand statewide in January 2009.</w:t>
-        <w:br/>
-        <w:t>Since there are roughly 14,000 babies born each year in Maine, the foundation anticipates paying out about $7 million a year.</w:t>
-        <w:br/>
-        <w:t>NASA searches for clues</w:t>
-        <w:br/>
-        <w:t>CAPE CANAVERAL, Fla. -- NASA will fill the space shuttle Atlantis' fuel tank next week in hopes of cracking a vexing fuel gauge problem that led to back-to-back launch delays, the agency said yesterday.</w:t>
-        <w:br/>
-        <w:t>The trouble could be anywhere in the 100 feet of wiring between the four gauges at the bottom of the fuel tank and the shuttle itself, in any of the connectors or even in the sensors themselves, said shuttle program manager Wayne Hale.</w:t>
-        <w:br/>
-        <w:t>NASA is aiming for liftoff no earlier than Jan. 2 for Atlantis' mission to deliver the European lab Columbus to the international space station, Mr. Hale said.</w:t>
-        <w:br/>
-        <w:t>Ex-San Diego auditor</w:t>
-        <w:br/>
-        <w:t>SAN DIEGO -- The Securities and Exchange Commission said yesterday that it filed civil fraud charges against San Diego's former auditor, alleging he made false and misleading financial statements that were used in city bond offerings.</w:t>
-        <w:br/>
-        <w:t>The SEC said Thomas Saiz and his former firm -- Calderon, Jaham &amp; Osborn -- signed off on incorrect statements about the health of the city's pension fund. The statements came in five city bond offerings in 2002 and 2003 that raised $260 million.</w:t>
-        <w:br/>
-        <w:t>The city's failure to disclose its pension woes became known in 2004, leading to the mayor's resignation and severely hampering San Diego's ability to borrow money.</w:t>
-        <w:br/>
-        <w:t>Digital TV is coming</w:t>
-        <w:br/>
-        <w:t>Under a mandate by the Federal Communication Commission, all stations will have to broadcast in digital and turn off their analog signal on Feb. 17, 2009.</w:t>
-        <w:br/>
-        <w:t>Viewers who have cable will not have to make any changes. But those who still use an analog television and rabbit ears to watch their favorite shows will need to get a converter that connects to the back of their television and allows them to pick up a digital signal.</w:t>
-        <w:br/>
-        <w:t>While the analog-to-digital converter boxes can cost up to $70 a pop, the U.S. Department of Commerce plans to offer television viewer coupons worth $40 toward their purchase.</w:t>
+        <w:t>Eds: UPDATES: Adds Biden quotes.</w:t>
       </w:r>
     </w:p>
     <w:sectPr>
